--- a/CV/cv_TianyeMa.docx
+++ b/CV/cv_TianyeMa.docx
@@ -20,6 +20,10 @@
         <w:pStyle w:val="BlockText"/>
         <w:rPr/>
       </w:pPr>
+      <w:r>
+        <w:rPr/>
+        <w:t xml:space="preserve">Email: </w:t>
+      </w:r>
       <w:hyperlink r:id="rId2">
         <w:r>
           <w:rPr>
@@ -31,6 +35,34 @@
       <w:r>
         <w:rPr/>
         <w:t xml:space="preserve"> </w:t>
+      </w:r>
+    </w:p>
+    <w:p>
+      <w:pPr>
+        <w:pStyle w:val="BlockText"/>
+        <w:rPr/>
+      </w:pPr>
+      <w:r>
+        <w:rPr/>
+        <w:t xml:space="preserve">Website: </w:t>
+      </w:r>
+      <w:hyperlink r:id="rId3">
+        <w:r>
+          <w:rPr>
+            <w:rStyle w:val="InternetLink"/>
+            <w:rFonts w:eastAsia="" w:cs=""/>
+            <w:bCs/>
+            <w:color w:val="4F81BD" w:themeColor="accent1"/>
+            <w:kern w:val="0"/>
+            <w:sz w:val="20"/>
+            <w:szCs w:val="20"/>
+            <w:lang w:val="en-US" w:eastAsia="en-US" w:bidi="ar-SA"/>
+          </w:rPr>
+          <w:t>mack-ma.github.io/Tianye/</w:t>
+        </w:r>
+      </w:hyperlink>
+      <w:r>
+        <w:rPr/>
         <w:br/>
         <w:t>3637 Canyon Crest Drive, Riverside, U.S. CA 92507</w:t>
       </w:r>
@@ -52,7 +84,7 @@
         <w:pStyle w:val="Normal"/>
         <w:numPr>
           <w:ilvl w:val="0"/>
-          <w:numId w:val="2"/>
+          <w:numId w:val="1"/>
         </w:numPr>
         <w:rPr/>
       </w:pPr>
@@ -83,7 +115,7 @@
         <w:pStyle w:val="Normal"/>
         <w:numPr>
           <w:ilvl w:val="0"/>
-          <w:numId w:val="2"/>
+          <w:numId w:val="1"/>
         </w:numPr>
         <w:rPr/>
       </w:pPr>
@@ -126,7 +158,7 @@
         <w:pStyle w:val="Normal"/>
         <w:numPr>
           <w:ilvl w:val="0"/>
-          <w:numId w:val="18"/>
+          <w:numId w:val="21"/>
         </w:numPr>
         <w:rPr/>
       </w:pPr>
@@ -152,327 +184,6 @@
         <w:t>(PI: Dr. Yixuan Ku)</w:t>
         <w:br/>
         <w:t>The Shanghai Key Laboratory of Brain Functional Genomics, School of Psychology &amp; Cognitive Science, East China Normal University, Shanghai, China</w:t>
-      </w:r>
-    </w:p>
-    <w:p>
-      <w:pPr>
-        <w:pStyle w:val="Normal"/>
-        <w:numPr>
-          <w:ilvl w:val="0"/>
-          <w:numId w:val="19"/>
-        </w:numPr>
-        <w:rPr/>
-      </w:pPr>
-      <w:r>
-        <w:rPr>
-          <w:b/>
-        </w:rPr>
-        <w:t>Visiting Student</w:t>
-      </w:r>
-      <w:r>
-        <w:rPr/>
-        <w:br/>
-      </w:r>
-      <w:r>
-        <w:rPr>
-          <w:i/>
-        </w:rPr>
-        <w:t>Apr. 2019 ~ Aug. 2020</w:t>
-      </w:r>
-      <w:r>
-        <w:rPr/>
-        <w:br/>
-        <w:t>(PI: Dr. Carol Seger)</w:t>
-        <w:br/>
-        <w:t>Department of Psychology, Colorado State University, Colorado, USA</w:t>
-      </w:r>
-    </w:p>
-    <w:p>
-      <w:pPr>
-        <w:pStyle w:val="Normal"/>
-        <w:numPr>
-          <w:ilvl w:val="0"/>
-          <w:numId w:val="20"/>
-        </w:numPr>
-        <w:rPr/>
-      </w:pPr>
-      <w:r>
-        <w:rPr>
-          <w:b/>
-        </w:rPr>
-        <w:t>PhD Student</w:t>
-      </w:r>
-      <w:r>
-        <w:rPr/>
-        <w:br/>
-      </w:r>
-      <w:r>
-        <w:rPr>
-          <w:i/>
-        </w:rPr>
-        <w:t>Sep. 2020 ~ Present</w:t>
-      </w:r>
-      <w:r>
-        <w:rPr/>
-        <w:br/>
-        <w:t>(PI: Dr. Weiwei Zhang)</w:t>
-        <w:br/>
-        <w:t>Department of Psychology, University of California, Riverside, California, USA</w:t>
-      </w:r>
-    </w:p>
-    <w:p>
-      <w:pPr>
-        <w:pStyle w:val="Heading2"/>
-        <w:numPr>
-          <w:ilvl w:val="0"/>
-          <w:numId w:val="1"/>
-        </w:numPr>
-        <w:rPr/>
-      </w:pPr>
-      <w:bookmarkStart w:id="3" w:name="teaching-experience"/>
-      <w:r>
-        <w:rPr/>
-        <w:t>Teaching Experience</w:t>
-      </w:r>
-      <w:bookmarkEnd w:id="3"/>
-    </w:p>
-    <w:p>
-      <w:pPr>
-        <w:pStyle w:val="Compact"/>
-        <w:numPr>
-          <w:ilvl w:val="1"/>
-          <w:numId w:val="21"/>
-        </w:numPr>
-        <w:rPr/>
-      </w:pPr>
-      <w:r>
-        <w:rPr>
-          <w:b/>
-        </w:rPr>
-        <w:t>Teaching Assistant</w:t>
-      </w:r>
-      <w:r>
-        <w:rPr/>
-        <w:br/>
-      </w:r>
-      <w:r>
-        <w:rPr>
-          <w:i/>
-        </w:rPr>
-        <w:t>Jul. 2021 ~ Aug. 2021</w:t>
-      </w:r>
-      <w:r>
-        <w:rPr/>
-        <w:t xml:space="preserve"> PSYC 110: Brain and Behavior (Instructor: Dr. Roberto Perez (Assoc. In.), UCR)</w:t>
-        <w:br/>
-      </w:r>
-      <w:r>
-        <w:rPr>
-          <w:i/>
-        </w:rPr>
-        <w:t>Sept. 2021 ~ Dec. 2021</w:t>
-      </w:r>
-      <w:r>
-        <w:rPr/>
-        <w:t xml:space="preserve"> PSYC 012: Psychological Methods: Research Procedures (Instructor: Dr. John Franchak, UCR)</w:t>
-        <w:br/>
-      </w:r>
-      <w:r>
-        <w:rPr>
-          <w:i/>
-        </w:rPr>
-        <w:t>Jan. 2022 ~ Mar. 2022</w:t>
-      </w:r>
-      <w:r>
-        <w:rPr/>
-        <w:t xml:space="preserve"> PSYC 012: Psychological Methods: Research Procedures (Instructor: Dr. Brent Hughes, UCR)</w:t>
-        <w:br/>
-      </w:r>
-      <w:r>
-        <w:rPr>
-          <w:i/>
-        </w:rPr>
-        <w:t>Apr. 2022 ~ Jul. 2022</w:t>
-      </w:r>
-      <w:r>
-        <w:rPr/>
-        <w:t xml:space="preserve"> PSYC 012: Psychological Methods: Research Procedures (Instructor: Dr. Jimmy Calanchini, UCR)</w:t>
-        <w:br/>
-      </w:r>
-      <w:r>
-        <w:rPr>
-          <w:i/>
-        </w:rPr>
-        <w:t>Jul. 2022 ~ Aug. 2022</w:t>
-      </w:r>
-      <w:r>
-        <w:rPr/>
-        <w:t xml:space="preserve"> PSYC 110: Brain and Behavior (Instructor: Dr. Peter Hickmott, UCR)</w:t>
-        <w:br/>
-      </w:r>
-      <w:r>
-        <w:rPr>
-          <w:i/>
-        </w:rPr>
-        <w:t>Sept. 2022 ~ Dec. 2022</w:t>
-      </w:r>
-      <w:r>
-        <w:rPr/>
-        <w:t xml:space="preserve"> PSYC 011: Psychological Methods: Statistical Procedures (Instructor: Dr. Misaki Natsuaki, UCR)</w:t>
-        <w:br/>
-      </w:r>
-      <w:r>
-        <w:rPr>
-          <w:i/>
-        </w:rPr>
-        <w:t>Jan. 2023 ~ Mar. 2023</w:t>
-      </w:r>
-      <w:r>
-        <w:rPr/>
-        <w:t xml:space="preserve"> PSYC 012: Psychological Methods: Research Procedures (Instructor: Dr. Megan Robbins, UCR)</w:t>
-        <w:br/>
-      </w:r>
-      <w:r>
-        <w:rPr>
-          <w:i/>
-        </w:rPr>
-        <w:t>Apr. 2023 ~ Jul. 2023</w:t>
-      </w:r>
-      <w:r>
-        <w:rPr/>
-        <w:t xml:space="preserve"> PSYC 134: Cognitive Processes (Instructor: Dr. Weiwei Zhang, UCR)</w:t>
-        <w:br/>
-      </w:r>
-      <w:r>
-        <w:rPr>
-          <w:i/>
-        </w:rPr>
-        <w:t>Jul. 2023 ~ Aug. 2023</w:t>
-      </w:r>
-      <w:r>
-        <w:rPr/>
-        <w:t xml:space="preserve"> PSYC 132: Perception (Instructor: Dr. Serena Zadoorian (Assoc. In.), UCR)</w:t>
-        <w:br/>
-      </w:r>
-      <w:r>
-        <w:rPr>
-          <w:i/>
-        </w:rPr>
-        <w:t>Sept. 2023 ~ Dec. 2023</w:t>
-      </w:r>
-      <w:r>
-        <w:rPr/>
-        <w:t xml:space="preserve"> PSYC 189: Applied Cognitive Psychology (Instructor: Dr. Hayden Hendley, UCR)</w:t>
-        <w:br/>
-      </w:r>
-      <w:r>
-        <w:rPr>
-          <w:i/>
-        </w:rPr>
-        <w:t>Apr. 2024 ~ Jul. 2024</w:t>
-      </w:r>
-      <w:r>
-        <w:rPr/>
-        <w:t xml:space="preserve"> PSYC 213: Analysis of Variance (Graduate course, Instructor: Dr. Michael Erickson, UCR)</w:t>
-        <w:br/>
-      </w:r>
-      <w:r>
-        <w:rPr>
-          <w:i/>
-        </w:rPr>
-        <w:t>Jul. 2024 ~ Aug. 2024</w:t>
-      </w:r>
-      <w:r>
-        <w:rPr/>
-        <w:t xml:space="preserve"> PSYC 129: Human Neuropsychology (Instructor: Dr. Austin Moon, UCR)</w:t>
-        <w:br/>
-      </w:r>
-      <w:r>
-        <w:rPr>
-          <w:i/>
-        </w:rPr>
-        <w:t>Sept. 2024 ~ Dec. 2024</w:t>
-      </w:r>
-      <w:r>
-        <w:rPr/>
-        <w:t xml:space="preserve"> PSYC 002: Introduction to Psychology (Social Science) (Instructor: Dr. Thomas Sy, UCR)</w:t>
-        <w:br/>
-      </w:r>
-      <w:r>
-        <w:rPr>
-          <w:i/>
-        </w:rPr>
-        <w:t>Jan. 2025 ~ Mar. 2025</w:t>
-      </w:r>
-      <w:r>
-        <w:rPr/>
-        <w:t xml:space="preserve"> PSYC 049: Decision Making in the Brain (Instructor: Dr. Anubhuti Goel, UCR)</w:t>
-        <w:br/>
-      </w:r>
-      <w:r>
-        <w:rPr>
-          <w:i/>
-        </w:rPr>
-        <w:t>Apr. 2025 ~ Jul. 2025</w:t>
-      </w:r>
-      <w:r>
-        <w:rPr/>
-        <w:t xml:space="preserve"> PSYC 110: Brain and Behavior (Instructor: Dr. Ivett Gabriella (Assoc. In.), UCR)</w:t>
-        <w:br/>
-      </w:r>
-      <w:r>
-        <w:rPr>
-          <w:i/>
-        </w:rPr>
-        <w:t>Jul. 2025 ~ Aug. 2025</w:t>
-      </w:r>
-      <w:r>
-        <w:rPr/>
-        <w:t xml:space="preserve"> PSYC 001: Introduction to Psychology (Experimental) (Instructor: Dr. Kelly Huffman, UCR)</w:t>
-        <w:br/>
-      </w:r>
-      <w:r>
-        <w:rPr>
-          <w:i/>
-        </w:rPr>
-        <w:t>Sept. 2025 ~ Dec. 2025</w:t>
-      </w:r>
-      <w:r>
-        <w:rPr/>
-        <w:t xml:space="preserve"> PSYC 182J: Laboratory in Psychology: Attention &amp; Memory (Instructor: Dr. Weiwei Zhang, UCR)</w:t>
-        <w:br/>
-      </w:r>
-      <w:r>
-        <w:rPr>
-          <w:i/>
-        </w:rPr>
-        <w:t>Jan. 2026 ~ Mar. 2025</w:t>
-      </w:r>
-      <w:r>
-        <w:rPr/>
-        <w:t xml:space="preserve"> PSYC 012: Psychological Methods: Research Procedures (Instructor: Josh Murrillo (Assoc. In.), UCR)</w:t>
-      </w:r>
-    </w:p>
-    <w:p>
-      <w:pPr>
-        <w:pStyle w:val="Heading2"/>
-        <w:rPr/>
-      </w:pPr>
-      <w:bookmarkStart w:id="4" w:name="publications-manuscripts"/>
-      <w:r>
-        <w:rPr/>
-        <w:t>Publications &amp; Manuscripts</w:t>
-      </w:r>
-      <w:bookmarkEnd w:id="4"/>
-    </w:p>
-    <w:p>
-      <w:pPr>
-        <w:pStyle w:val="FirstParagraph"/>
-        <w:rPr/>
-      </w:pPr>
-      <w:r>
-        <w:rPr/>
-        <w:t>(“*”, Authors contributed equally)</w:t>
       </w:r>
     </w:p>
     <w:p>
@@ -488,21 +199,24 @@
         <w:rPr>
           <w:b/>
         </w:rPr>
-        <w:t>Ma, T.*</w:t>
-      </w:r>
-      <w:r>
-        <w:rPr/>
-        <w:t xml:space="preserve">, Sun, Y.*, &amp; Ku, Y. (2019). Effects of non-invasive brain stimulation on stimulant craving in users of cocaine, amphetamine, or methamphetamine: a systematic review and meta-analysis. </w:t>
+        <w:t>Visiting Student</w:t>
+      </w:r>
+      <w:r>
+        <w:rPr/>
+        <w:br/>
       </w:r>
       <w:r>
         <w:rPr>
           <w:i/>
         </w:rPr>
-        <w:t>Frontiers in Neuroscience</w:t>
-      </w:r>
-      <w:r>
-        <w:rPr/>
-        <w:t>, 1095.</w:t>
+        <w:t>Apr. 2019 ~ Aug. 2020</w:t>
+      </w:r>
+      <w:r>
+        <w:rPr/>
+        <w:br/>
+        <w:t>(PI: Dr. Carol Seger)</w:t>
+        <w:br/>
+        <w:t>Department of Psychology, Colorado State University, Colorado, USA</w:t>
       </w:r>
     </w:p>
     <w:p>
@@ -515,72 +229,302 @@
         <w:rPr/>
       </w:pPr>
       <w:r>
-        <w:rPr/>
-        <w:t xml:space="preserve">Zhao, Y. J.*, </w:t>
-      </w:r>
-      <w:r>
         <w:rPr>
           <w:b/>
         </w:rPr>
-        <w:t>Ma, T.*</w:t>
-      </w:r>
-      <w:r>
-        <w:rPr/>
-        <w:t xml:space="preserve">, Zhang, L., Ran, X., Zhang, R. Y., &amp; Ku, Y. (2021). Atypically larger variability of resource allocation accounts for visual working memory deficits in schizophrenia. </w:t>
+        <w:t>PhD Student</w:t>
+      </w:r>
+      <w:r>
+        <w:rPr/>
+        <w:br/>
       </w:r>
       <w:r>
         <w:rPr>
           <w:i/>
         </w:rPr>
-        <w:t>PLoS Computational Biology</w:t>
-      </w:r>
-      <w:r>
-        <w:rPr/>
-        <w:t xml:space="preserve">, </w:t>
-      </w:r>
-      <w:r>
-        <w:rPr>
-          <w:i/>
-        </w:rPr>
-        <w:t>17</w:t>
-      </w:r>
-      <w:r>
-        <w:rPr/>
-        <w:t>(11), e1009544.</w:t>
+        <w:t>Sep. 2020 ~ Present</w:t>
+      </w:r>
+      <w:r>
+        <w:rPr/>
+        <w:br/>
+        <w:t>(PI: Dr. Weiwei Zhang)</w:t>
+        <w:br/>
+        <w:t>Department of Psychology, University of California, Riverside, California, USA</w:t>
       </w:r>
     </w:p>
     <w:p>
       <w:pPr>
-        <w:pStyle w:val="Normal"/>
+        <w:pStyle w:val="Heading2"/>
+        <w:keepNext w:val="true"/>
+        <w:keepLines/>
+        <w:widowControl/>
         <w:numPr>
           <w:ilvl w:val="0"/>
+          <w:numId w:val="0"/>
+        </w:numPr>
+        <w:tabs>
+          <w:tab w:val="clear" w:pos="720"/>
+        </w:tabs>
+        <w:suppressAutoHyphens w:val="true"/>
+        <w:bidi w:val="0"/>
+        <w:spacing w:before="200" w:after="0"/>
+        <w:ind w:left="31" w:right="0" w:hanging="0"/>
+        <w:jc w:val="left"/>
+        <w:outlineLvl w:val="1"/>
+        <w:rPr/>
+      </w:pPr>
+      <w:bookmarkStart w:id="3" w:name="teaching-experience"/>
+      <w:r>
+        <w:rPr/>
+        <w:t>Teaching Experience</w:t>
+      </w:r>
+      <w:bookmarkEnd w:id="3"/>
+    </w:p>
+    <w:p>
+      <w:pPr>
+        <w:pStyle w:val="Compact"/>
+        <w:numPr>
+          <w:ilvl w:val="1"/>
           <w:numId w:val="24"/>
         </w:numPr>
-        <w:rPr/>
-      </w:pPr>
-      <w:r>
-        <w:rPr/>
-        <w:t xml:space="preserve">Xie, W.*, </w:t>
-      </w:r>
+        <w:tabs>
+          <w:tab w:val="clear" w:pos="720"/>
+        </w:tabs>
+        <w:ind w:left="475" w:right="0" w:hanging="475"/>
+        <w:rPr/>
+      </w:pPr>
       <w:r>
         <w:rPr>
           <w:b/>
         </w:rPr>
-        <w:t>Ma, T.*</w:t>
-      </w:r>
-      <w:r>
-        <w:rPr/>
-        <w:t xml:space="preserve">, Thakurdesai, S., Kim, I., &amp; Zhang, W. (2024). Discrimination of Mnemonic Similarity is Associated with Short-term and Long-term Memory Precision. </w:t>
+        <w:t>Teaching Assistant</w:t>
+      </w:r>
+      <w:r>
+        <w:rPr/>
+        <w:br/>
       </w:r>
       <w:r>
         <w:rPr>
           <w:i/>
         </w:rPr>
-        <w:t>Memory and Cognition</w:t>
-      </w:r>
-      <w:r>
-        <w:rPr/>
-        <w:t>, 1-13.</w:t>
+        <w:t>Jul. 2021 ~ Aug. 2021</w:t>
+      </w:r>
+      <w:r>
+        <w:rPr/>
+        <w:t xml:space="preserve"> PSYC 110: Brain and Behavior (Instructor: Dr. Roberto Perez (Assoc. In.), UCR)</w:t>
+        <w:br/>
+      </w:r>
+      <w:r>
+        <w:rPr>
+          <w:i/>
+        </w:rPr>
+        <w:t>Sept. 2021 ~ Dec. 2021</w:t>
+      </w:r>
+      <w:r>
+        <w:rPr/>
+        <w:t xml:space="preserve"> PSYC 012: Psychological Methods: Research Procedures (Instructor: Dr. John Franchak, UCR)</w:t>
+        <w:br/>
+      </w:r>
+      <w:r>
+        <w:rPr>
+          <w:i/>
+        </w:rPr>
+        <w:t>Jan. 2022 ~ Mar. 2022</w:t>
+      </w:r>
+      <w:r>
+        <w:rPr/>
+        <w:t xml:space="preserve"> PSYC 012: Psychological Methods: Research Procedures (Instructor: Dr. Brent Hughes, UCR)</w:t>
+        <w:br/>
+      </w:r>
+      <w:r>
+        <w:rPr>
+          <w:i/>
+        </w:rPr>
+        <w:t>Apr. 2022 ~ Jul. 2022</w:t>
+      </w:r>
+      <w:r>
+        <w:rPr/>
+        <w:t xml:space="preserve"> PSYC 012: Psychological Methods: Research Procedures (Instructor: Dr. Jimmy Calanchini, UCR)</w:t>
+        <w:br/>
+      </w:r>
+      <w:r>
+        <w:rPr>
+          <w:i/>
+        </w:rPr>
+        <w:t>Jul. 2022 ~ Aug. 2022</w:t>
+      </w:r>
+      <w:r>
+        <w:rPr/>
+        <w:t xml:space="preserve"> PSYC 110: Brain and Behavior (Instructor: Dr. Peter Hickmott, UCR)</w:t>
+        <w:br/>
+      </w:r>
+      <w:r>
+        <w:rPr>
+          <w:i/>
+        </w:rPr>
+        <w:t>Sept. 2022 ~ Dec. 2022</w:t>
+      </w:r>
+      <w:r>
+        <w:rPr/>
+        <w:t xml:space="preserve"> PSYC 011: Psychological Methods: Statistical Procedures (Instructor: Dr. Misaki Natsuaki, UCR)</w:t>
+        <w:br/>
+      </w:r>
+      <w:r>
+        <w:rPr>
+          <w:i/>
+        </w:rPr>
+        <w:t>Jan. 2023 ~ Mar. 2023</w:t>
+      </w:r>
+      <w:r>
+        <w:rPr/>
+        <w:t xml:space="preserve"> PSYC 012: Psychological Methods: Research Procedures (Instructor: Dr. Megan Robbins, UCR)</w:t>
+        <w:br/>
+      </w:r>
+      <w:r>
+        <w:rPr>
+          <w:i/>
+        </w:rPr>
+        <w:t>Apr. 2023 ~ Jul. 2023</w:t>
+      </w:r>
+      <w:r>
+        <w:rPr/>
+        <w:t xml:space="preserve"> PSYC 134: Cognitive Processes (Instructor: Dr. Weiwei Zhang, UCR)</w:t>
+        <w:br/>
+      </w:r>
+      <w:r>
+        <w:rPr>
+          <w:i/>
+        </w:rPr>
+        <w:t>Jul. 2023 ~ Aug. 2023</w:t>
+      </w:r>
+      <w:r>
+        <w:rPr/>
+        <w:t xml:space="preserve"> PSYC 132: Perception (Instructor: Dr. Serena Zadoorian (Assoc. In.), UCR)</w:t>
+        <w:br/>
+      </w:r>
+      <w:r>
+        <w:rPr>
+          <w:i/>
+        </w:rPr>
+        <w:t>Sept. 2023 ~ Dec. 2023</w:t>
+      </w:r>
+      <w:r>
+        <w:rPr/>
+        <w:t xml:space="preserve"> PSYC 189: Applied Cognitive Psychology (Instructor: Dr. Hayden Hendley, UCR)</w:t>
+        <w:br/>
+      </w:r>
+      <w:r>
+        <w:rPr>
+          <w:i/>
+        </w:rPr>
+        <w:t>Apr. 2024 ~ Jul. 2024</w:t>
+      </w:r>
+      <w:r>
+        <w:rPr/>
+        <w:t xml:space="preserve"> PSYC 213: Analysis of Variance (Graduate course, Instructor: Dr. Michael Erickson, UCR)</w:t>
+        <w:br/>
+      </w:r>
+      <w:r>
+        <w:rPr>
+          <w:i/>
+        </w:rPr>
+        <w:t>Jul. 2024 ~ Aug. 2024</w:t>
+      </w:r>
+      <w:r>
+        <w:rPr/>
+        <w:t xml:space="preserve"> PSYC 129: Human Neuropsychology (Instructor: Dr. Austin Moon, UCR)</w:t>
+        <w:br/>
+      </w:r>
+      <w:r>
+        <w:rPr>
+          <w:i/>
+        </w:rPr>
+        <w:t>Sept. 2024 ~ Dec. 2024</w:t>
+      </w:r>
+      <w:r>
+        <w:rPr/>
+        <w:t xml:space="preserve"> PSYC 002: Introduction to Psychology (Social Science) (Instructor: Dr. Thomas Sy, UCR)</w:t>
+        <w:br/>
+      </w:r>
+      <w:r>
+        <w:rPr>
+          <w:i/>
+        </w:rPr>
+        <w:t>Jan. 2025 ~ Mar. 2025</w:t>
+      </w:r>
+      <w:r>
+        <w:rPr/>
+        <w:t xml:space="preserve"> PSYC 049: Decision Making in the Brain (Instructor: Dr. Anubhuti Goel, UCR)</w:t>
+        <w:br/>
+      </w:r>
+      <w:r>
+        <w:rPr>
+          <w:i/>
+        </w:rPr>
+        <w:t>Apr. 2025 ~ Jul. 2025</w:t>
+      </w:r>
+      <w:r>
+        <w:rPr/>
+        <w:t xml:space="preserve"> PSYC 110: Brain and Behavior (Instructor: Dr. Ivett Gabriella (Assoc. In.), UCR)</w:t>
+        <w:br/>
+      </w:r>
+      <w:r>
+        <w:rPr>
+          <w:i/>
+        </w:rPr>
+        <w:t>Jul. 2025 ~ Aug. 2025</w:t>
+      </w:r>
+      <w:r>
+        <w:rPr/>
+        <w:t xml:space="preserve"> PSYC 001: Introduction to Psychology (Experimental) (Instructor: Dr. Kelly Huffman, UCR)</w:t>
+        <w:br/>
+      </w:r>
+      <w:r>
+        <w:rPr>
+          <w:i/>
+        </w:rPr>
+        <w:t>Sept. 2025 ~ Dec. 2025</w:t>
+      </w:r>
+      <w:r>
+        <w:rPr/>
+        <w:t xml:space="preserve"> PSYC 182J: Laboratory in Psychology: Attention &amp; Memory (Instructor: Dr. Weiwei Zhang, UCR)</w:t>
+        <w:br/>
+      </w:r>
+      <w:r>
+        <w:rPr>
+          <w:i/>
+        </w:rPr>
+        <w:t>Jan. 2026 ~ Mar. 2025</w:t>
+      </w:r>
+      <w:r>
+        <w:rPr/>
+        <w:t xml:space="preserve"> PSYC 012: Psychological Methods: Research Procedures (Instructor: Josh Murrillo (Assoc. In.), UCR)</w:t>
+      </w:r>
+    </w:p>
+    <w:p>
+      <w:pPr>
+        <w:pStyle w:val="Heading2"/>
+        <w:rPr/>
+      </w:pPr>
+      <w:bookmarkStart w:id="4" w:name="publications-manuscripts"/>
+      <w:r>
+        <w:rPr/>
+        <w:t>Peer-Reviewed Publication</w:t>
+      </w:r>
+      <w:bookmarkEnd w:id="4"/>
+      <w:r>
+        <w:rPr/>
+        <w:t>s</w:t>
+      </w:r>
+    </w:p>
+    <w:p>
+      <w:pPr>
+        <w:pStyle w:val="FirstParagraph"/>
+        <w:rPr/>
+      </w:pPr>
+      <w:r>
+        <w:rPr/>
+        <w:t>(“*”, Authors contributed equally)</w:t>
       </w:r>
     </w:p>
     <w:p>
@@ -596,31 +540,21 @@
         <w:rPr>
           <w:b/>
         </w:rPr>
-        <w:t>Ma, T.</w:t>
-      </w:r>
-      <w:r>
-        <w:rPr/>
-        <w:t xml:space="preserve">, &amp; Zhang, W. (2025). Cognitive modeling of lure discriminability in the Mnemonic Similarity Task. </w:t>
+        <w:t>Ma, T.*</w:t>
+      </w:r>
+      <w:r>
+        <w:rPr/>
+        <w:t xml:space="preserve">, Sun, Y.*, &amp; Ku, Y. (2019). Effects of non-invasive brain stimulation on stimulant craving in users of cocaine, amphetamine, or methamphetamine: a systematic review and meta-analysis. </w:t>
       </w:r>
       <w:r>
         <w:rPr>
           <w:i/>
         </w:rPr>
-        <w:t>Behavioral Research Methods</w:t>
-      </w:r>
-      <w:r>
-        <w:rPr/>
-        <w:t xml:space="preserve">, </w:t>
-      </w:r>
-      <w:r>
-        <w:rPr>
-          <w:i/>
-        </w:rPr>
-        <w:t>57</w:t>
-      </w:r>
-      <w:r>
-        <w:rPr/>
-        <w:t>(9), 1-13.</w:t>
+        <w:t>Frontiers in Neuroscience</w:t>
+      </w:r>
+      <w:r>
+        <w:rPr/>
+        <w:t>, 1095.</w:t>
       </w:r>
     </w:p>
     <w:p>
@@ -633,41 +567,43 @@
         <w:rPr/>
       </w:pPr>
       <w:r>
+        <w:rPr/>
+        <w:t xml:space="preserve">Zhao, Y. J.*, </w:t>
+      </w:r>
+      <w:r>
         <w:rPr>
           <w:b/>
         </w:rPr>
-        <w:t>Ma, T.</w:t>
-      </w:r>
-      <w:r>
-        <w:rPr/>
-        <w:t xml:space="preserve">, Kim, I., Varastegan, S., Yang, L., Golding, J., &amp; Zhang, W. (2025). Attention is still a productive framework. </w:t>
+        <w:t>Ma, T.*</w:t>
+      </w:r>
+      <w:r>
+        <w:rPr/>
+        <w:t xml:space="preserve">, Zhang, L., Ran, X., Zhang, R. Y., &amp; Ku, Y. (2021). Atypically larger variability of resource allocation accounts for visual working memory deficits in schizophrenia. </w:t>
       </w:r>
       <w:r>
         <w:rPr>
           <w:i/>
         </w:rPr>
-        <w:t>Behavioral and Brain Sciences</w:t>
-      </w:r>
-      <w:r>
-        <w:rPr/>
-        <w:t>, 48, e148.</w:t>
+        <w:t>PLoS Computational Biology</w:t>
+      </w:r>
+      <w:r>
+        <w:rPr/>
+        <w:t xml:space="preserve">, </w:t>
+      </w:r>
+      <w:r>
+        <w:rPr>
+          <w:i/>
+        </w:rPr>
+        <w:t>17</w:t>
+      </w:r>
+      <w:r>
+        <w:rPr/>
+        <w:t>(11), e1009544.</w:t>
       </w:r>
     </w:p>
     <w:p>
       <w:pPr>
-        <w:pStyle w:val="Heading2"/>
-        <w:rPr/>
-      </w:pPr>
-      <w:bookmarkStart w:id="5" w:name="conference-presentations"/>
-      <w:r>
-        <w:rPr/>
-        <w:t>Conference Presentations</w:t>
-      </w:r>
-      <w:bookmarkEnd w:id="5"/>
-    </w:p>
-    <w:p>
-      <w:pPr>
-        <w:pStyle w:val="Compact"/>
+        <w:pStyle w:val="Normal"/>
         <w:numPr>
           <w:ilvl w:val="0"/>
           <w:numId w:val="27"/>
@@ -676,13 +612,32 @@
       </w:pPr>
       <w:r>
         <w:rPr/>
-        <w:t>Ma, T., &amp; Zhang, W. Recovering population-level model frequency for recognition memory models. Poster presented at the Annual Meeting of the Vision Sciences Society, St. Pete Beach, FL (May 2022).</w:t>
-        <w:br/>
+        <w:t xml:space="preserve">Xie, W.*, </w:t>
+      </w:r>
+      <w:r>
+        <w:rPr>
+          <w:b/>
+        </w:rPr>
+        <w:t>Ma, T.*</w:t>
+      </w:r>
+      <w:r>
+        <w:rPr/>
+        <w:t xml:space="preserve">, Thakurdesai, S., Kim, I., &amp; Zhang, W. (2024). Discrimination of Mnemonic Similarity is Associated with Short-term and Long-term Memory Precision. </w:t>
+      </w:r>
+      <w:r>
+        <w:rPr>
+          <w:i/>
+        </w:rPr>
+        <w:t>Memory and Cognition</w:t>
+      </w:r>
+      <w:r>
+        <w:rPr/>
+        <w:t>, 1-13.</w:t>
       </w:r>
     </w:p>
     <w:p>
       <w:pPr>
-        <w:pStyle w:val="Compact"/>
+        <w:pStyle w:val="Normal"/>
         <w:numPr>
           <w:ilvl w:val="0"/>
           <w:numId w:val="28"/>
@@ -690,14 +645,39 @@
         <w:rPr/>
       </w:pPr>
       <w:r>
-        <w:rPr/>
-        <w:t>Ma, T., &amp; Zhang, W. Meta-analytic Evidence for Working Memory-Driven Visual Attention Capture. Poster presented at the Annual Meeting of the Vision Sciences Society, St. Pete Beach, FL (May 2023).</w:t>
-        <w:br/>
+        <w:rPr>
+          <w:b/>
+        </w:rPr>
+        <w:t>Ma, T.</w:t>
+      </w:r>
+      <w:r>
+        <w:rPr/>
+        <w:t xml:space="preserve">, &amp; Zhang, W. (2025). Cognitive modeling of lure discriminability in the Mnemonic Similarity Task. </w:t>
+      </w:r>
+      <w:r>
+        <w:rPr>
+          <w:i/>
+        </w:rPr>
+        <w:t>Behavior Research Methods</w:t>
+      </w:r>
+      <w:r>
+        <w:rPr/>
+        <w:t xml:space="preserve">, </w:t>
+      </w:r>
+      <w:r>
+        <w:rPr>
+          <w:i/>
+        </w:rPr>
+        <w:t>57</w:t>
+      </w:r>
+      <w:r>
+        <w:rPr/>
+        <w:t>(9), 1-13.</w:t>
       </w:r>
     </w:p>
     <w:p>
       <w:pPr>
-        <w:pStyle w:val="Compact"/>
+        <w:pStyle w:val="Normal"/>
         <w:numPr>
           <w:ilvl w:val="0"/>
           <w:numId w:val="29"/>
@@ -705,25 +685,134 @@
         <w:rPr/>
       </w:pPr>
       <w:r>
-        <w:rPr/>
-        <w:t>Ma, T., &amp; Zhang, W. The Temporal Dynamics of Visual Short-Term Memory Retrieval. Poster presented at the Annual Meeting of the Vision Sciences Society, St. Pete Beach, FL (May 2024).</w:t>
-        <w:br/>
+        <w:rPr>
+          <w:b/>
+        </w:rPr>
+        <w:t>Ma, T.</w:t>
+      </w:r>
+      <w:r>
+        <w:rPr/>
+        <w:t xml:space="preserve">, </w:t>
+      </w:r>
+      <w:r>
+        <w:rPr>
+          <w:rFonts w:eastAsia="Cambria" w:cs="" w:cstheme="minorBidi" w:eastAsiaTheme="minorHAnsi"/>
+          <w:color w:val="auto"/>
+          <w:kern w:val="0"/>
+          <w:sz w:val="24"/>
+          <w:szCs w:val="24"/>
+          <w:lang w:val="en-US" w:eastAsia="en-US" w:bidi="ar-SA"/>
+        </w:rPr>
+        <w:t>Golding</w:t>
+      </w:r>
+      <w:r>
+        <w:rPr/>
+        <w:t xml:space="preserve">, J., Kim, I., Liu, S., Varastegan, S., Yang, L., &amp; Zhang, W. (2026). </w:t>
+      </w:r>
+      <w:r>
+        <w:rPr>
+          <w:rFonts w:eastAsia="Cambria" w:cs="" w:cstheme="minorBidi" w:eastAsiaTheme="minorHAnsi"/>
+          <w:b w:val="false"/>
+          <w:i w:val="false"/>
+          <w:caps w:val="false"/>
+          <w:smallCaps w:val="false"/>
+          <w:color w:val="auto"/>
+          <w:spacing w:val="0"/>
+          <w:kern w:val="0"/>
+          <w:sz w:val="24"/>
+          <w:szCs w:val="24"/>
+          <w:lang w:val="en-US" w:eastAsia="en-US" w:bidi="ar-SA"/>
+        </w:rPr>
+        <w:t>Beyond the Curve: Visual Working Memory and the Illusion of Understanding</w:t>
+      </w:r>
+      <w:r>
+        <w:rPr>
+          <w:rFonts w:eastAsia="Cambria" w:cs="" w:cstheme="minorBidi" w:eastAsiaTheme="minorHAnsi"/>
+          <w:color w:val="auto"/>
+          <w:kern w:val="0"/>
+          <w:sz w:val="24"/>
+          <w:szCs w:val="24"/>
+          <w:lang w:val="en-US" w:eastAsia="en-US" w:bidi="ar-SA"/>
+        </w:rPr>
+        <w:t xml:space="preserve">. </w:t>
+      </w:r>
+      <w:r>
+        <w:rPr>
+          <w:rFonts w:eastAsia="Cambria" w:cs="" w:cstheme="minorBidi" w:eastAsiaTheme="minorHAnsi"/>
+          <w:i/>
+          <w:color w:val="auto"/>
+          <w:kern w:val="0"/>
+          <w:sz w:val="24"/>
+          <w:szCs w:val="24"/>
+          <w:lang w:val="en-US" w:eastAsia="en-US" w:bidi="ar-SA"/>
+        </w:rPr>
+        <w:t>Computational Brain &amp; Behavior (In Press)</w:t>
+      </w:r>
+      <w:r>
+        <w:rPr/>
+        <w:t>.</w:t>
       </w:r>
     </w:p>
     <w:p>
       <w:pPr>
-        <w:pStyle w:val="Compact"/>
+        <w:pStyle w:val="Heading2"/>
+        <w:tabs>
+          <w:tab w:val="clear" w:pos="720"/>
+        </w:tabs>
+        <w:spacing w:before="200" w:after="200"/>
+        <w:ind w:left="481" w:right="0" w:hanging="481"/>
+        <w:rPr/>
+      </w:pPr>
+      <w:r>
+        <w:rPr/>
+        <w:t>Other Publications</w:t>
+      </w:r>
+    </w:p>
+    <w:p>
+      <w:pPr>
+        <w:pStyle w:val="Normal"/>
         <w:numPr>
           <w:ilvl w:val="0"/>
           <w:numId w:val="30"/>
         </w:numPr>
-        <w:rPr/>
-      </w:pPr>
-      <w:r>
-        <w:rPr/>
-        <w:t>Ma, T., &amp; Zhang, W. Retro-cue reduces the categorical distortion of visual short-term memory. Poster presented at the Annual Meeting of the Vision Sciences Society, St. Pete Beach, FL (May 2025).</w:t>
-        <w:br/>
-      </w:r>
+        <w:tabs>
+          <w:tab w:val="clear" w:pos="720"/>
+        </w:tabs>
+        <w:ind w:left="481" w:right="0" w:hanging="481"/>
+        <w:rPr/>
+      </w:pPr>
+      <w:r>
+        <w:rPr>
+          <w:b/>
+        </w:rPr>
+        <w:t>Ma, T.</w:t>
+      </w:r>
+      <w:r>
+        <w:rPr/>
+        <w:t xml:space="preserve">, Kim, I., Varastegan, S., Yang, L., Golding, J., &amp; Zhang, W. (2025). Attention is still a productive framework. </w:t>
+      </w:r>
+      <w:r>
+        <w:rPr>
+          <w:i/>
+        </w:rPr>
+        <w:t>Behavioral and Brain Sciences</w:t>
+      </w:r>
+      <w:r>
+        <w:rPr/>
+        <w:t>, 48, e148.</w:t>
+      </w:r>
+    </w:p>
+    <w:p>
+      <w:pPr>
+        <w:pStyle w:val="Heading2"/>
+        <w:rPr/>
+      </w:pPr>
+      <w:bookmarkStart w:id="5" w:name="conference-presentations"/>
+      <w:r>
+        <w:rPr/>
+        <w:t>Conference Presentations</w:t>
+      </w:r>
+      <w:bookmarkEnd w:id="5"/>
     </w:p>
     <w:p>
       <w:pPr>
@@ -732,12 +821,245 @@
           <w:ilvl w:val="0"/>
           <w:numId w:val="31"/>
         </w:numPr>
+        <w:rPr/>
+      </w:pPr>
+      <w:r>
+        <w:rPr>
+          <w:b/>
+          <w:bCs/>
+        </w:rPr>
+        <w:t>Ma, T.</w:t>
+      </w:r>
+      <w:r>
+        <w:rPr/>
+        <w:t>, &amp; Zhang, W. Recovering population-level model frequency for recognition memory models. Poster presented at the Annual Meeting of the Vision Sciences Society, St. Pete Beach, FL (May 2022).</w:t>
+        <w:br/>
+      </w:r>
+    </w:p>
+    <w:p>
+      <w:pPr>
+        <w:pStyle w:val="Compact"/>
+        <w:numPr>
+          <w:ilvl w:val="0"/>
+          <w:numId w:val="32"/>
+        </w:numPr>
+        <w:rPr/>
+      </w:pPr>
+      <w:r>
+        <w:rPr>
+          <w:b/>
+          <w:bCs/>
+        </w:rPr>
+        <w:t>Ma, T.</w:t>
+      </w:r>
+      <w:r>
+        <w:rPr/>
+        <w:t>, &amp; Zhang, W. Meta-analytic Evidence for Working Memory-Driven Visual Attention Capture. Poster presented at the Annual Meeting of the Vision Sciences Society, St. Pete Beach, FL (May 2023).</w:t>
+        <w:br/>
+      </w:r>
+    </w:p>
+    <w:p>
+      <w:pPr>
+        <w:pStyle w:val="Compact"/>
+        <w:numPr>
+          <w:ilvl w:val="0"/>
+          <w:numId w:val="33"/>
+        </w:numPr>
+        <w:rPr/>
+      </w:pPr>
+      <w:r>
+        <w:rPr>
+          <w:b/>
+          <w:bCs/>
+        </w:rPr>
+        <w:t>Ma, T.</w:t>
+      </w:r>
+      <w:r>
+        <w:rPr/>
+        <w:t>, &amp; Zhang, W. The Temporal Dynamics of Visual Short-Term Memory Retrieval. Poster presented at the Annual Meeting of the Vision Sciences Society, St. Pete Beach, FL (May 2024).</w:t>
+        <w:br/>
+      </w:r>
+    </w:p>
+    <w:p>
+      <w:pPr>
+        <w:pStyle w:val="Compact"/>
+        <w:numPr>
+          <w:ilvl w:val="0"/>
+          <w:numId w:val="34"/>
+        </w:numPr>
+        <w:rPr/>
+      </w:pPr>
+      <w:r>
+        <w:rPr>
+          <w:b/>
+          <w:bCs/>
+        </w:rPr>
+        <w:t>Ma, T.</w:t>
+      </w:r>
+      <w:r>
+        <w:rPr/>
+        <w:t>, &amp; Zhang, W. Retro-cue reduces the categorical distortion of visual short-term memory. Poster presented at the Annual Meeting of the Vision Sciences Society, St. Pete Beach, FL (May 2025).</w:t>
+        <w:br/>
+      </w:r>
+    </w:p>
+    <w:p>
+      <w:pPr>
+        <w:pStyle w:val="Compact"/>
+        <w:numPr>
+          <w:ilvl w:val="0"/>
+          <w:numId w:val="35"/>
+        </w:numPr>
         <w:spacing w:before="36" w:after="36"/>
         <w:rPr/>
       </w:pPr>
       <w:r>
         <w:rPr/>
-        <w:t>Golding, J., Ma, T., &amp; Zhang, W. Computational model selection fails to recover the capacity-limit in short-term memory recall. Poster presented at the Annual Meeting of the Vision Sciences Society, St. Pete Beach, FL (May 2025).</w:t>
+        <w:t xml:space="preserve">Golding, J., </w:t>
+      </w:r>
+      <w:r>
+        <w:rPr>
+          <w:b/>
+          <w:bCs/>
+        </w:rPr>
+        <w:t>Ma, T.</w:t>
+      </w:r>
+      <w:r>
+        <w:rPr/>
+        <w:t>, &amp; Zhang, W. Computational model selection fails to recover the capacity-limit in short-term memory recall. Poster presented at the Annual Meeting of the Vision Sciences Society, St. Pete Beach, FL (May 2025).</w:t>
+      </w:r>
+    </w:p>
+    <w:p>
+      <w:pPr>
+        <w:pStyle w:val="Compact"/>
+        <w:numPr>
+          <w:ilvl w:val="0"/>
+          <w:numId w:val="0"/>
+        </w:numPr>
+        <w:spacing w:before="36" w:after="36"/>
+        <w:ind w:left="480" w:hanging="0"/>
+        <w:rPr/>
+      </w:pPr>
+      <w:r>
+        <w:rPr/>
+      </w:r>
+    </w:p>
+    <w:p>
+      <w:pPr>
+        <w:pStyle w:val="Compact"/>
+        <w:numPr>
+          <w:ilvl w:val="0"/>
+          <w:numId w:val="36"/>
+        </w:numPr>
+        <w:spacing w:before="36" w:after="36"/>
+        <w:rPr/>
+      </w:pPr>
+      <w:r>
+        <w:rPr>
+          <w:b/>
+          <w:bCs/>
+        </w:rPr>
+        <w:t>Ma, T.</w:t>
+      </w:r>
+      <w:r>
+        <w:rPr/>
+        <w:t xml:space="preserve">, Kim, I., Punzalan, D., &amp; Zhang, W. </w:t>
+      </w:r>
+      <w:r>
+        <w:rPr>
+          <w:rFonts w:eastAsia="Cambria" w:cs="" w:cstheme="minorBidi" w:eastAsiaTheme="minorHAnsi"/>
+          <w:color w:val="auto"/>
+          <w:kern w:val="0"/>
+          <w:sz w:val="24"/>
+          <w:szCs w:val="24"/>
+          <w:lang w:val="en-US" w:eastAsia="en-US" w:bidi="ar-SA"/>
+        </w:rPr>
+        <w:t>Revisiting Evidence Against the Discrete-Capacity Account of STM limits: Objective Guessing Obscured by Representational Modeling.</w:t>
+      </w:r>
+      <w:r>
+        <w:rPr/>
+        <w:t xml:space="preserve"> Poster presented at the Annual Meeting of the Vision Sciences Society, St. Pete Beach, FL (May 2026).</w:t>
+      </w:r>
+    </w:p>
+    <w:p>
+      <w:pPr>
+        <w:pStyle w:val="Compact"/>
+        <w:numPr>
+          <w:ilvl w:val="0"/>
+          <w:numId w:val="0"/>
+        </w:numPr>
+        <w:spacing w:before="36" w:after="36"/>
+        <w:ind w:left="480" w:hanging="0"/>
+        <w:rPr/>
+      </w:pPr>
+      <w:r>
+        <w:rPr/>
+      </w:r>
+    </w:p>
+    <w:p>
+      <w:pPr>
+        <w:pStyle w:val="Compact"/>
+        <w:numPr>
+          <w:ilvl w:val="0"/>
+          <w:numId w:val="37"/>
+        </w:numPr>
+        <w:spacing w:before="36" w:after="36"/>
+        <w:rPr/>
+      </w:pPr>
+      <w:r>
+        <w:rPr/>
+        <w:t xml:space="preserve">Kim, I., </w:t>
+      </w:r>
+      <w:r>
+        <w:rPr>
+          <w:b/>
+          <w:bCs/>
+        </w:rPr>
+        <w:t>Ma, T.</w:t>
+      </w:r>
+      <w:r>
+        <w:rPr/>
+        <w:t xml:space="preserve">, Liu, S., Zhang, W. Dissociating Strength and Precision in Working Memory Representations: An Integrated Modeling Approach. Poster presented at the Annual Meeting of the Vision Sciences Society, St. Pete Beach, FL (May 2026). </w:t>
+      </w:r>
+    </w:p>
+    <w:p>
+      <w:pPr>
+        <w:pStyle w:val="Compact"/>
+        <w:numPr>
+          <w:ilvl w:val="0"/>
+          <w:numId w:val="0"/>
+        </w:numPr>
+        <w:spacing w:before="36" w:after="36"/>
+        <w:ind w:left="480" w:hanging="0"/>
+        <w:rPr/>
+      </w:pPr>
+      <w:r>
+        <w:rPr/>
+      </w:r>
+    </w:p>
+    <w:p>
+      <w:pPr>
+        <w:pStyle w:val="Compact"/>
+        <w:numPr>
+          <w:ilvl w:val="0"/>
+          <w:numId w:val="38"/>
+        </w:numPr>
+        <w:spacing w:before="36" w:after="36"/>
+        <w:rPr/>
+      </w:pPr>
+      <w:r>
+        <w:rPr/>
+        <w:t xml:space="preserve">Golding, J., </w:t>
+      </w:r>
+      <w:r>
+        <w:rPr>
+          <w:b/>
+          <w:bCs/>
+        </w:rPr>
+        <w:t>Ma, T.</w:t>
+      </w:r>
+      <w:r>
+        <w:rPr/>
+        <w:t xml:space="preserve">, Zhang, W., Continuous and Categorical Representations in Working Memory for Facial Expression. Poster presented at the Annual Meeting of the Vision Sciences Society, St. Pete Beach, FL (May 2026). </w:t>
       </w:r>
     </w:p>
     <w:sectPr>
@@ -758,7 +1080,7 @@
   <w:abstractNum w:abstractNumId="1">
     <w:lvl w:ilvl="0">
       <w:numFmt w:val="bullet"/>
-      <w:lvlText w:val=""/>
+      <w:lvlText w:val=""/>
       <w:lvlJc w:val="left"/>
       <w:pPr>
         <w:tabs>
@@ -773,7 +1095,7 @@
     <w:lvl w:ilvl="1">
       <w:start w:val="0"/>
       <w:numFmt w:val="bullet"/>
-      <w:lvlText w:val=""/>
+      <w:lvlText w:val=""/>
       <w:lvlJc w:val="left"/>
       <w:pPr>
         <w:tabs>
@@ -788,7 +1110,7 @@
     <w:lvl w:ilvl="2">
       <w:start w:val="0"/>
       <w:numFmt w:val="bullet"/>
-      <w:lvlText w:val=""/>
+      <w:lvlText w:val=""/>
       <w:lvlJc w:val="left"/>
       <w:pPr>
         <w:tabs>
@@ -803,7 +1125,7 @@
     <w:lvl w:ilvl="3">
       <w:start w:val="0"/>
       <w:numFmt w:val="bullet"/>
-      <w:lvlText w:val=""/>
+      <w:lvlText w:val=""/>
       <w:lvlJc w:val="left"/>
       <w:pPr>
         <w:tabs>
@@ -818,7 +1140,7 @@
     <w:lvl w:ilvl="4">
       <w:start w:val="0"/>
       <w:numFmt w:val="bullet"/>
-      <w:lvlText w:val=""/>
+      <w:lvlText w:val=""/>
       <w:lvlJc w:val="left"/>
       <w:pPr>
         <w:tabs>
@@ -833,7 +1155,7 @@
     <w:lvl w:ilvl="5">
       <w:start w:val="0"/>
       <w:numFmt w:val="bullet"/>
-      <w:lvlText w:val=""/>
+      <w:lvlText w:val=""/>
       <w:lvlJc w:val="left"/>
       <w:pPr>
         <w:tabs>
@@ -848,7 +1170,7 @@
     <w:lvl w:ilvl="6">
       <w:start w:val="0"/>
       <w:numFmt w:val="bullet"/>
-      <w:lvlText w:val=""/>
+      <w:lvlText w:val=""/>
       <w:lvlJc w:val="left"/>
       <w:pPr>
         <w:tabs>
@@ -863,7 +1185,7 @@
     <w:lvl w:ilvl="7">
       <w:start w:val="0"/>
       <w:numFmt w:val="bullet"/>
-      <w:lvlText w:val=""/>
+      <w:lvlText w:val=""/>
       <w:lvlJc w:val="left"/>
       <w:pPr>
         <w:tabs>
@@ -878,7 +1200,7 @@
     <w:lvl w:ilvl="8">
       <w:start w:val="0"/>
       <w:numFmt w:val="bullet"/>
-      <w:lvlText w:val=""/>
+      <w:lvlText w:val=""/>
       <w:lvlJc w:val="left"/>
       <w:pPr>
         <w:tabs>
@@ -2932,6 +3254,414 @@
     </w:lvl>
   </w:abstractNum>
   <w:abstractNum w:abstractNumId="17">
+    <w:lvl w:ilvl="0">
+      <w:numFmt w:val="bullet"/>
+      <w:lvlText w:val=""/>
+      <w:lvlJc w:val="left"/>
+      <w:pPr>
+        <w:tabs>
+          <w:tab w:val="num" w:pos="0"/>
+        </w:tabs>
+        <w:ind w:left="480" w:hanging="480"/>
+      </w:pPr>
+      <w:rPr>
+        <w:rFonts w:ascii="Symbol" w:hAnsi="Symbol" w:cs="Symbol" w:hint="default"/>
+      </w:rPr>
+    </w:lvl>
+    <w:lvl w:ilvl="1">
+      <w:start w:val="0"/>
+      <w:numFmt w:val="bullet"/>
+      <w:lvlText w:val=""/>
+      <w:lvlJc w:val="left"/>
+      <w:pPr>
+        <w:tabs>
+          <w:tab w:val="num" w:pos="720"/>
+        </w:tabs>
+        <w:ind w:left="1200" w:hanging="480"/>
+      </w:pPr>
+      <w:rPr>
+        <w:rFonts w:ascii="Symbol" w:hAnsi="Symbol" w:cs="Symbol" w:hint="default"/>
+      </w:rPr>
+    </w:lvl>
+    <w:lvl w:ilvl="2">
+      <w:start w:val="0"/>
+      <w:numFmt w:val="bullet"/>
+      <w:lvlText w:val=""/>
+      <w:lvlJc w:val="left"/>
+      <w:pPr>
+        <w:tabs>
+          <w:tab w:val="num" w:pos="1440"/>
+        </w:tabs>
+        <w:ind w:left="1920" w:hanging="480"/>
+      </w:pPr>
+      <w:rPr>
+        <w:rFonts w:ascii="Symbol" w:hAnsi="Symbol" w:cs="Symbol" w:hint="default"/>
+      </w:rPr>
+    </w:lvl>
+    <w:lvl w:ilvl="3">
+      <w:start w:val="0"/>
+      <w:numFmt w:val="bullet"/>
+      <w:lvlText w:val=""/>
+      <w:lvlJc w:val="left"/>
+      <w:pPr>
+        <w:tabs>
+          <w:tab w:val="num" w:pos="2160"/>
+        </w:tabs>
+        <w:ind w:left="2640" w:hanging="480"/>
+      </w:pPr>
+      <w:rPr>
+        <w:rFonts w:ascii="Symbol" w:hAnsi="Symbol" w:cs="Symbol" w:hint="default"/>
+      </w:rPr>
+    </w:lvl>
+    <w:lvl w:ilvl="4">
+      <w:start w:val="0"/>
+      <w:numFmt w:val="bullet"/>
+      <w:lvlText w:val=""/>
+      <w:lvlJc w:val="left"/>
+      <w:pPr>
+        <w:tabs>
+          <w:tab w:val="num" w:pos="2880"/>
+        </w:tabs>
+        <w:ind w:left="3360" w:hanging="480"/>
+      </w:pPr>
+      <w:rPr>
+        <w:rFonts w:ascii="Symbol" w:hAnsi="Symbol" w:cs="Symbol" w:hint="default"/>
+      </w:rPr>
+    </w:lvl>
+    <w:lvl w:ilvl="5">
+      <w:start w:val="0"/>
+      <w:numFmt w:val="bullet"/>
+      <w:lvlText w:val=""/>
+      <w:lvlJc w:val="left"/>
+      <w:pPr>
+        <w:tabs>
+          <w:tab w:val="num" w:pos="3600"/>
+        </w:tabs>
+        <w:ind w:left="4080" w:hanging="480"/>
+      </w:pPr>
+      <w:rPr>
+        <w:rFonts w:ascii="Symbol" w:hAnsi="Symbol" w:cs="Symbol" w:hint="default"/>
+      </w:rPr>
+    </w:lvl>
+    <w:lvl w:ilvl="6">
+      <w:start w:val="0"/>
+      <w:numFmt w:val="bullet"/>
+      <w:lvlText w:val=""/>
+      <w:lvlJc w:val="left"/>
+      <w:pPr>
+        <w:tabs>
+          <w:tab w:val="num" w:pos="4320"/>
+        </w:tabs>
+        <w:ind w:left="4800" w:hanging="480"/>
+      </w:pPr>
+      <w:rPr>
+        <w:rFonts w:ascii="Symbol" w:hAnsi="Symbol" w:cs="Symbol" w:hint="default"/>
+      </w:rPr>
+    </w:lvl>
+    <w:lvl w:ilvl="7">
+      <w:start w:val="0"/>
+      <w:numFmt w:val="bullet"/>
+      <w:lvlText w:val=""/>
+      <w:lvlJc w:val="left"/>
+      <w:pPr>
+        <w:tabs>
+          <w:tab w:val="num" w:pos="5040"/>
+        </w:tabs>
+        <w:ind w:left="5520" w:hanging="480"/>
+      </w:pPr>
+      <w:rPr>
+        <w:rFonts w:ascii="Symbol" w:hAnsi="Symbol" w:cs="Symbol" w:hint="default"/>
+      </w:rPr>
+    </w:lvl>
+    <w:lvl w:ilvl="8">
+      <w:start w:val="0"/>
+      <w:numFmt w:val="bullet"/>
+      <w:lvlText w:val=""/>
+      <w:lvlJc w:val="left"/>
+      <w:pPr>
+        <w:tabs>
+          <w:tab w:val="num" w:pos="5760"/>
+        </w:tabs>
+        <w:ind w:left="6240" w:hanging="480"/>
+      </w:pPr>
+      <w:rPr>
+        <w:rFonts w:ascii="Symbol" w:hAnsi="Symbol" w:cs="Symbol" w:hint="default"/>
+      </w:rPr>
+    </w:lvl>
+  </w:abstractNum>
+  <w:abstractNum w:abstractNumId="18">
+    <w:lvl w:ilvl="0">
+      <w:numFmt w:val="bullet"/>
+      <w:lvlText w:val=""/>
+      <w:lvlJc w:val="left"/>
+      <w:pPr>
+        <w:tabs>
+          <w:tab w:val="num" w:pos="0"/>
+        </w:tabs>
+        <w:ind w:left="480" w:hanging="480"/>
+      </w:pPr>
+      <w:rPr>
+        <w:rFonts w:ascii="Symbol" w:hAnsi="Symbol" w:cs="Symbol" w:hint="default"/>
+      </w:rPr>
+    </w:lvl>
+    <w:lvl w:ilvl="1">
+      <w:start w:val="0"/>
+      <w:numFmt w:val="bullet"/>
+      <w:lvlText w:val=""/>
+      <w:lvlJc w:val="left"/>
+      <w:pPr>
+        <w:tabs>
+          <w:tab w:val="num" w:pos="720"/>
+        </w:tabs>
+        <w:ind w:left="1200" w:hanging="480"/>
+      </w:pPr>
+      <w:rPr>
+        <w:rFonts w:ascii="Symbol" w:hAnsi="Symbol" w:cs="Symbol" w:hint="default"/>
+      </w:rPr>
+    </w:lvl>
+    <w:lvl w:ilvl="2">
+      <w:start w:val="0"/>
+      <w:numFmt w:val="bullet"/>
+      <w:lvlText w:val=""/>
+      <w:lvlJc w:val="left"/>
+      <w:pPr>
+        <w:tabs>
+          <w:tab w:val="num" w:pos="1440"/>
+        </w:tabs>
+        <w:ind w:left="1920" w:hanging="480"/>
+      </w:pPr>
+      <w:rPr>
+        <w:rFonts w:ascii="Symbol" w:hAnsi="Symbol" w:cs="Symbol" w:hint="default"/>
+      </w:rPr>
+    </w:lvl>
+    <w:lvl w:ilvl="3">
+      <w:start w:val="0"/>
+      <w:numFmt w:val="bullet"/>
+      <w:lvlText w:val=""/>
+      <w:lvlJc w:val="left"/>
+      <w:pPr>
+        <w:tabs>
+          <w:tab w:val="num" w:pos="2160"/>
+        </w:tabs>
+        <w:ind w:left="2640" w:hanging="480"/>
+      </w:pPr>
+      <w:rPr>
+        <w:rFonts w:ascii="Symbol" w:hAnsi="Symbol" w:cs="Symbol" w:hint="default"/>
+      </w:rPr>
+    </w:lvl>
+    <w:lvl w:ilvl="4">
+      <w:start w:val="0"/>
+      <w:numFmt w:val="bullet"/>
+      <w:lvlText w:val=""/>
+      <w:lvlJc w:val="left"/>
+      <w:pPr>
+        <w:tabs>
+          <w:tab w:val="num" w:pos="2880"/>
+        </w:tabs>
+        <w:ind w:left="3360" w:hanging="480"/>
+      </w:pPr>
+      <w:rPr>
+        <w:rFonts w:ascii="Symbol" w:hAnsi="Symbol" w:cs="Symbol" w:hint="default"/>
+      </w:rPr>
+    </w:lvl>
+    <w:lvl w:ilvl="5">
+      <w:start w:val="0"/>
+      <w:numFmt w:val="bullet"/>
+      <w:lvlText w:val=""/>
+      <w:lvlJc w:val="left"/>
+      <w:pPr>
+        <w:tabs>
+          <w:tab w:val="num" w:pos="3600"/>
+        </w:tabs>
+        <w:ind w:left="4080" w:hanging="480"/>
+      </w:pPr>
+      <w:rPr>
+        <w:rFonts w:ascii="Symbol" w:hAnsi="Symbol" w:cs="Symbol" w:hint="default"/>
+      </w:rPr>
+    </w:lvl>
+    <w:lvl w:ilvl="6">
+      <w:start w:val="0"/>
+      <w:numFmt w:val="bullet"/>
+      <w:lvlText w:val=""/>
+      <w:lvlJc w:val="left"/>
+      <w:pPr>
+        <w:tabs>
+          <w:tab w:val="num" w:pos="4320"/>
+        </w:tabs>
+        <w:ind w:left="4800" w:hanging="480"/>
+      </w:pPr>
+      <w:rPr>
+        <w:rFonts w:ascii="Symbol" w:hAnsi="Symbol" w:cs="Symbol" w:hint="default"/>
+      </w:rPr>
+    </w:lvl>
+    <w:lvl w:ilvl="7">
+      <w:start w:val="0"/>
+      <w:numFmt w:val="bullet"/>
+      <w:lvlText w:val=""/>
+      <w:lvlJc w:val="left"/>
+      <w:pPr>
+        <w:tabs>
+          <w:tab w:val="num" w:pos="5040"/>
+        </w:tabs>
+        <w:ind w:left="5520" w:hanging="480"/>
+      </w:pPr>
+      <w:rPr>
+        <w:rFonts w:ascii="Symbol" w:hAnsi="Symbol" w:cs="Symbol" w:hint="default"/>
+      </w:rPr>
+    </w:lvl>
+    <w:lvl w:ilvl="8">
+      <w:start w:val="0"/>
+      <w:numFmt w:val="bullet"/>
+      <w:lvlText w:val=""/>
+      <w:lvlJc w:val="left"/>
+      <w:pPr>
+        <w:tabs>
+          <w:tab w:val="num" w:pos="5760"/>
+        </w:tabs>
+        <w:ind w:left="6240" w:hanging="480"/>
+      </w:pPr>
+      <w:rPr>
+        <w:rFonts w:ascii="Symbol" w:hAnsi="Symbol" w:cs="Symbol" w:hint="default"/>
+      </w:rPr>
+    </w:lvl>
+  </w:abstractNum>
+  <w:abstractNum w:abstractNumId="19">
+    <w:lvl w:ilvl="0">
+      <w:numFmt w:val="bullet"/>
+      <w:lvlText w:val=""/>
+      <w:lvlJc w:val="left"/>
+      <w:pPr>
+        <w:tabs>
+          <w:tab w:val="num" w:pos="0"/>
+        </w:tabs>
+        <w:ind w:left="480" w:hanging="480"/>
+      </w:pPr>
+      <w:rPr>
+        <w:rFonts w:ascii="Symbol" w:hAnsi="Symbol" w:cs="Symbol" w:hint="default"/>
+      </w:rPr>
+    </w:lvl>
+    <w:lvl w:ilvl="1">
+      <w:start w:val="0"/>
+      <w:numFmt w:val="bullet"/>
+      <w:lvlText w:val=""/>
+      <w:lvlJc w:val="left"/>
+      <w:pPr>
+        <w:tabs>
+          <w:tab w:val="num" w:pos="720"/>
+        </w:tabs>
+        <w:ind w:left="1200" w:hanging="480"/>
+      </w:pPr>
+      <w:rPr>
+        <w:rFonts w:ascii="Symbol" w:hAnsi="Symbol" w:cs="Symbol" w:hint="default"/>
+      </w:rPr>
+    </w:lvl>
+    <w:lvl w:ilvl="2">
+      <w:start w:val="0"/>
+      <w:numFmt w:val="bullet"/>
+      <w:lvlText w:val=""/>
+      <w:lvlJc w:val="left"/>
+      <w:pPr>
+        <w:tabs>
+          <w:tab w:val="num" w:pos="1440"/>
+        </w:tabs>
+        <w:ind w:left="1920" w:hanging="480"/>
+      </w:pPr>
+      <w:rPr>
+        <w:rFonts w:ascii="Symbol" w:hAnsi="Symbol" w:cs="Symbol" w:hint="default"/>
+      </w:rPr>
+    </w:lvl>
+    <w:lvl w:ilvl="3">
+      <w:start w:val="0"/>
+      <w:numFmt w:val="bullet"/>
+      <w:lvlText w:val=""/>
+      <w:lvlJc w:val="left"/>
+      <w:pPr>
+        <w:tabs>
+          <w:tab w:val="num" w:pos="2160"/>
+        </w:tabs>
+        <w:ind w:left="2640" w:hanging="480"/>
+      </w:pPr>
+      <w:rPr>
+        <w:rFonts w:ascii="Symbol" w:hAnsi="Symbol" w:cs="Symbol" w:hint="default"/>
+      </w:rPr>
+    </w:lvl>
+    <w:lvl w:ilvl="4">
+      <w:start w:val="0"/>
+      <w:numFmt w:val="bullet"/>
+      <w:lvlText w:val=""/>
+      <w:lvlJc w:val="left"/>
+      <w:pPr>
+        <w:tabs>
+          <w:tab w:val="num" w:pos="2880"/>
+        </w:tabs>
+        <w:ind w:left="3360" w:hanging="480"/>
+      </w:pPr>
+      <w:rPr>
+        <w:rFonts w:ascii="Symbol" w:hAnsi="Symbol" w:cs="Symbol" w:hint="default"/>
+      </w:rPr>
+    </w:lvl>
+    <w:lvl w:ilvl="5">
+      <w:start w:val="0"/>
+      <w:numFmt w:val="bullet"/>
+      <w:lvlText w:val=""/>
+      <w:lvlJc w:val="left"/>
+      <w:pPr>
+        <w:tabs>
+          <w:tab w:val="num" w:pos="3600"/>
+        </w:tabs>
+        <w:ind w:left="4080" w:hanging="480"/>
+      </w:pPr>
+      <w:rPr>
+        <w:rFonts w:ascii="Symbol" w:hAnsi="Symbol" w:cs="Symbol" w:hint="default"/>
+      </w:rPr>
+    </w:lvl>
+    <w:lvl w:ilvl="6">
+      <w:start w:val="0"/>
+      <w:numFmt w:val="bullet"/>
+      <w:lvlText w:val=""/>
+      <w:lvlJc w:val="left"/>
+      <w:pPr>
+        <w:tabs>
+          <w:tab w:val="num" w:pos="4320"/>
+        </w:tabs>
+        <w:ind w:left="4800" w:hanging="480"/>
+      </w:pPr>
+      <w:rPr>
+        <w:rFonts w:ascii="Symbol" w:hAnsi="Symbol" w:cs="Symbol" w:hint="default"/>
+      </w:rPr>
+    </w:lvl>
+    <w:lvl w:ilvl="7">
+      <w:start w:val="0"/>
+      <w:numFmt w:val="bullet"/>
+      <w:lvlText w:val=""/>
+      <w:lvlJc w:val="left"/>
+      <w:pPr>
+        <w:tabs>
+          <w:tab w:val="num" w:pos="5040"/>
+        </w:tabs>
+        <w:ind w:left="5520" w:hanging="480"/>
+      </w:pPr>
+      <w:rPr>
+        <w:rFonts w:ascii="Symbol" w:hAnsi="Symbol" w:cs="Symbol" w:hint="default"/>
+      </w:rPr>
+    </w:lvl>
+    <w:lvl w:ilvl="8">
+      <w:start w:val="0"/>
+      <w:numFmt w:val="bullet"/>
+      <w:lvlText w:val=""/>
+      <w:lvlJc w:val="left"/>
+      <w:pPr>
+        <w:tabs>
+          <w:tab w:val="num" w:pos="5760"/>
+        </w:tabs>
+        <w:ind w:left="6240" w:hanging="480"/>
+      </w:pPr>
+      <w:rPr>
+        <w:rFonts w:ascii="Symbol" w:hAnsi="Symbol" w:cs="Symbol" w:hint="default"/>
+      </w:rPr>
+    </w:lvl>
+  </w:abstractNum>
+  <w:abstractNum w:abstractNumId="20">
     <w:lvl w:ilvl="0">
       <w:start w:val="1"/>
       <w:numFmt w:val="none"/>
@@ -3102,46 +3832,67 @@
     <w:abstractNumId w:val="17"/>
   </w:num>
   <w:num w:numId="18">
-    <w:abstractNumId w:val="2"/>
+    <w:abstractNumId w:val="18"/>
   </w:num>
   <w:num w:numId="19">
-    <w:abstractNumId w:val="2"/>
+    <w:abstractNumId w:val="19"/>
   </w:num>
   <w:num w:numId="20">
-    <w:abstractNumId w:val="2"/>
+    <w:abstractNumId w:val="20"/>
   </w:num>
   <w:num w:numId="21">
-    <w:abstractNumId w:val="2"/>
+    <w:abstractNumId w:val="1"/>
   </w:num>
   <w:num w:numId="22">
-    <w:abstractNumId w:val="2"/>
+    <w:abstractNumId w:val="1"/>
   </w:num>
   <w:num w:numId="23">
-    <w:abstractNumId w:val="2"/>
+    <w:abstractNumId w:val="1"/>
   </w:num>
   <w:num w:numId="24">
-    <w:abstractNumId w:val="2"/>
+    <w:abstractNumId w:val="1"/>
   </w:num>
   <w:num w:numId="25">
-    <w:abstractNumId w:val="2"/>
+    <w:abstractNumId w:val="1"/>
   </w:num>
   <w:num w:numId="26">
-    <w:abstractNumId w:val="2"/>
+    <w:abstractNumId w:val="1"/>
   </w:num>
   <w:num w:numId="27">
-    <w:abstractNumId w:val="2"/>
+    <w:abstractNumId w:val="1"/>
   </w:num>
   <w:num w:numId="28">
-    <w:abstractNumId w:val="2"/>
+    <w:abstractNumId w:val="1"/>
   </w:num>
   <w:num w:numId="29">
-    <w:abstractNumId w:val="2"/>
+    <w:abstractNumId w:val="1"/>
   </w:num>
   <w:num w:numId="30">
-    <w:abstractNumId w:val="2"/>
+    <w:abstractNumId w:val="1"/>
   </w:num>
   <w:num w:numId="31">
-    <w:abstractNumId w:val="2"/>
+    <w:abstractNumId w:val="1"/>
+  </w:num>
+  <w:num w:numId="32">
+    <w:abstractNumId w:val="1"/>
+  </w:num>
+  <w:num w:numId="33">
+    <w:abstractNumId w:val="1"/>
+  </w:num>
+  <w:num w:numId="34">
+    <w:abstractNumId w:val="1"/>
+  </w:num>
+  <w:num w:numId="35">
+    <w:abstractNumId w:val="1"/>
+  </w:num>
+  <w:num w:numId="36">
+    <w:abstractNumId w:val="1"/>
+  </w:num>
+  <w:num w:numId="37">
+    <w:abstractNumId w:val="1"/>
+  </w:num>
+  <w:num w:numId="38">
+    <w:abstractNumId w:val="1"/>
   </w:num>
 </w:numbering>
 </file>
@@ -3703,6 +4454,14 @@
     <w:qFormat/>
     <w:rPr>
       <w:shd w:fill="F8F8F8" w:val="clear"/>
+    </w:rPr>
+  </w:style>
+  <w:style w:type="character" w:styleId="VisitedInternetLink">
+    <w:name w:val="FollowedHyperlink"/>
+    <w:rPr>
+      <w:color w:val="800000"/>
+      <w:u w:val="single"/>
+      <w:lang w:val="zxx" w:eastAsia="zxx" w:bidi="zxx"/>
     </w:rPr>
   </w:style>
   <w:style w:type="paragraph" w:styleId="Heading">
